--- a/zaini_case_audit_output/outputs/word/documents/166_صورة التقديم (jpg).docx
+++ b/zaini_case_audit_output/outputs/word/documents/166_صورة التقديم (jpg).docx
@@ -53,6 +53,20 @@
         <w:t>[مخرج آلي / Script Output - سماوي]  [مخرج آلي يحتاج مراجعة بشرية - وردي]</w:t>
       </w:r>
     </w:p>
+    <w:p>
+      <w:pPr>
+        <w:jc w:val="right"/>
+        <w:bidi/>
+      </w:pPr>
+      <w:r>
+        <w:rPr>
+          <w:b w:val="0"/>
+          <w:i/>
+          <w:color w:val="C00000"/>
+        </w:rPr>
+        <w:t>[نص ممسوح OCR صُحِّح ترتيبه آلياً — قد يحتوي أخطاء طفيفة]</w:t>
+      </w:r>
+    </w:p>
     <w:p/>
     <w:p>
       <w:pPr>
@@ -77,7 +91,7 @@
           <w:b w:val="0"/>
           <w:i w:val="0"/>
         </w:rPr>
-        <w:t>المملكة الع</w:t>
+        <w:t>علا ةكلمملا</w:t>
       </w:r>
     </w:p>
     <w:p>
@@ -90,7 +104,7 @@
           <w:b w:val="0"/>
           <w:i w:val="0"/>
         </w:rPr>
-        <w:t>الديوان الملكي</w:t>
+        <w:t>يكلملا ناويدلا</w:t>
       </w:r>
     </w:p>
     <w:p>
@@ -116,7 +130,7 @@
           <w:b w:val="0"/>
           <w:i w:val="0"/>
         </w:rPr>
-        <w:t>نوع الطلب</w:t>
+        <w:t>بلطلا عون</w:t>
       </w:r>
     </w:p>
     <w:p>
@@ -142,7 +156,7 @@
           <w:b w:val="0"/>
           <w:i w:val="0"/>
         </w:rPr>
-        <w:t>\--الكل--</w:t>
+        <w:t>--لكلا--\</w:t>
       </w:r>
     </w:p>
     <w:p>
@@ -155,7 +169,7 @@
           <w:b w:val="0"/>
           <w:i w:val="0"/>
         </w:rPr>
-        <w:t>حالة الطلب</w:t>
+        <w:t>بلطلا ةلاح</w:t>
       </w:r>
     </w:p>
     <w:p>
@@ -168,7 +182,7 @@
           <w:b w:val="0"/>
           <w:i w:val="0"/>
         </w:rPr>
-        <w:t>\--الكل--</w:t>
+        <w:t>--لكلا--\</w:t>
       </w:r>
     </w:p>
     <w:p>
@@ -194,7 +208,7 @@
           <w:b w:val="0"/>
           <w:i w:val="0"/>
         </w:rPr>
-        <w:t>16 ذو القعدة 1445 هـ</w:t>
+        <w:t>ـه 1445 ةدعقلا وذ 16</w:t>
       </w:r>
     </w:p>
     <w:p>
@@ -207,7 +221,7 @@
           <w:b w:val="0"/>
           <w:i w:val="0"/>
         </w:rPr>
-        <w:t>عدد النتائج: 1</w:t>
+        <w:t>1 :جئاتنلا ددع</w:t>
       </w:r>
     </w:p>
     <w:p>
@@ -233,7 +247,7 @@
           <w:b w:val="0"/>
           <w:i w:val="0"/>
         </w:rPr>
-        <w:t>الحالة</w:t>
+        <w:t>ةلاحلا</w:t>
       </w:r>
     </w:p>
     <w:p>
@@ -259,7 +273,7 @@
           <w:b w:val="0"/>
           <w:i w:val="0"/>
         </w:rPr>
-        <w:t>نوع الطلب</w:t>
+        <w:t>بلطلا عون</w:t>
       </w:r>
     </w:p>
     <w:p>
@@ -324,7 +338,7 @@
           <w:b w:val="0"/>
           <w:i w:val="0"/>
         </w:rPr>
-        <w:t>16 - ذو القعدة - 1445</w:t>
+        <w:t>1445 - ةدعقلا وذ - 16</w:t>
       </w:r>
     </w:p>
     <w:p>
@@ -363,7 +377,7 @@
           <w:b w:val="0"/>
           <w:i w:val="0"/>
         </w:rPr>
-        <w:t>جميع الحقوق الفكرية والملكية محفوظة للديوان الملكي للمملكة العربية السعودية © 1445 - سياسة الخصوصية والاستخدام</w:t>
+        <w:t>مادختسالاو ةيصوصخلا ةسايس - 1445 © ةيدوعسلا ةيبرعلا ةكلمملل يكلملا ناويدلل ةظوفحم ةيكلملاو ةيركفلا قوقحلا عيمج</w:t>
       </w:r>
     </w:p>
     <w:p>

--- a/zaini_case_audit_output/outputs/word/documents/166_صورة التقديم (jpg).docx
+++ b/zaini_case_audit_output/outputs/word/documents/166_صورة التقديم (jpg).docx
@@ -70,14 +70,13 @@
     <w:p/>
     <w:p>
       <w:pPr>
+        <w:pStyle w:val="Heading2"/>
         <w:jc w:val="right"/>
         <w:bidi/>
       </w:pPr>
       <w:r>
-        <w:rPr>
-          <w:b w:val="0"/>
-          <w:i w:val="0"/>
-        </w:rPr>
+        <w:t>[المتن الفعلي: الوقائع / الأسباب / المنطوق] ===</w:t>
+        <w:br/>
         <w:t>تواصل</w:t>
       </w:r>
     </w:p>
@@ -304,27 +303,25 @@
     </w:p>
     <w:p>
       <w:pPr>
+        <w:pStyle w:val="Heading2"/>
         <w:jc w:val="right"/>
         <w:bidi/>
       </w:pPr>
       <w:r>
-        <w:rPr>
-          <w:b w:val="0"/>
-          <w:i w:val="0"/>
-        </w:rPr>
+        <w:t>[المُرسَل إليه / المخاطَب والتحية] ===</w:t>
+        <w:br/>
         <w:t>شكوى ضد رئيس وأعضاء دائرة الاستئناف الثانية بالمحكمة التجارية بجدة للقضية رقم 42824717</w:t>
       </w:r>
     </w:p>
     <w:p>
       <w:pPr>
+        <w:pStyle w:val="Heading2"/>
         <w:jc w:val="right"/>
         <w:bidi/>
       </w:pPr>
       <w:r>
-        <w:rPr>
-          <w:b w:val="0"/>
-          <w:i w:val="0"/>
-        </w:rPr>
+        <w:t>[المتن الفعلي: الوقائع / الأسباب / المنطوق] ===</w:t>
+        <w:br/>
         <w:t>جديد</w:t>
       </w:r>
     </w:p>

--- a/zaini_case_audit_output/outputs/word/documents/166_صورة التقديم (jpg).docx
+++ b/zaini_case_audit_output/outputs/word/documents/166_صورة التقديم (jpg).docx
@@ -53,20 +53,6 @@
         <w:t>[مخرج آلي / Script Output - سماوي]  [مخرج آلي يحتاج مراجعة بشرية - وردي]</w:t>
       </w:r>
     </w:p>
-    <w:p>
-      <w:pPr>
-        <w:jc w:val="right"/>
-        <w:bidi/>
-      </w:pPr>
-      <w:r>
-        <w:rPr>
-          <w:b w:val="0"/>
-          <w:i/>
-          <w:color w:val="C00000"/>
-        </w:rPr>
-        <w:t>[نص ممسوح OCR صُحِّح ترتيبه آلياً — قد يحتوي أخطاء طفيفة]</w:t>
-      </w:r>
-    </w:p>
     <w:p/>
     <w:p>
       <w:pPr>
@@ -90,7 +76,7 @@
           <w:b w:val="0"/>
           <w:i w:val="0"/>
         </w:rPr>
-        <w:t>علا ةكلمملا</w:t>
+        <w:t>المملكة الع</w:t>
       </w:r>
     </w:p>
     <w:p>
@@ -103,7 +89,7 @@
           <w:b w:val="0"/>
           <w:i w:val="0"/>
         </w:rPr>
-        <w:t>يكلملا ناويدلا</w:t>
+        <w:t>الديوان الملكي</w:t>
       </w:r>
     </w:p>
     <w:p>
@@ -129,7 +115,7 @@
           <w:b w:val="0"/>
           <w:i w:val="0"/>
         </w:rPr>
-        <w:t>بلطلا عون</w:t>
+        <w:t>نوع الطلب</w:t>
       </w:r>
     </w:p>
     <w:p>
@@ -155,7 +141,7 @@
           <w:b w:val="0"/>
           <w:i w:val="0"/>
         </w:rPr>
-        <w:t>--لكلا--\</w:t>
+        <w:t>\--الكل--</w:t>
       </w:r>
     </w:p>
     <w:p>
@@ -168,7 +154,7 @@
           <w:b w:val="0"/>
           <w:i w:val="0"/>
         </w:rPr>
-        <w:t>بلطلا ةلاح</w:t>
+        <w:t>حالة الطلب</w:t>
       </w:r>
     </w:p>
     <w:p>
@@ -181,7 +167,7 @@
           <w:b w:val="0"/>
           <w:i w:val="0"/>
         </w:rPr>
-        <w:t>--لكلا--\</w:t>
+        <w:t>\--الكل--</w:t>
       </w:r>
     </w:p>
     <w:p>
@@ -207,7 +193,7 @@
           <w:b w:val="0"/>
           <w:i w:val="0"/>
         </w:rPr>
-        <w:t>ـه 1445 ةدعقلا وذ 16</w:t>
+        <w:t>16 ذو القعدة 1445 هـ</w:t>
       </w:r>
     </w:p>
     <w:p>
@@ -220,7 +206,7 @@
           <w:b w:val="0"/>
           <w:i w:val="0"/>
         </w:rPr>
-        <w:t>1 :جئاتنلا ددع</w:t>
+        <w:t>عدد النتائج: 1</w:t>
       </w:r>
     </w:p>
     <w:p>
@@ -246,7 +232,7 @@
           <w:b w:val="0"/>
           <w:i w:val="0"/>
         </w:rPr>
-        <w:t>ةلاحلا</w:t>
+        <w:t>الحالة</w:t>
       </w:r>
     </w:p>
     <w:p>
@@ -272,7 +258,7 @@
           <w:b w:val="0"/>
           <w:i w:val="0"/>
         </w:rPr>
-        <w:t>بلطلا عون</w:t>
+        <w:t>نوع الطلب</w:t>
       </w:r>
     </w:p>
     <w:p>
@@ -335,7 +321,7 @@
           <w:b w:val="0"/>
           <w:i w:val="0"/>
         </w:rPr>
-        <w:t>1445 - ةدعقلا وذ - 16</w:t>
+        <w:t>16 - ذو القعدة - 1445</w:t>
       </w:r>
     </w:p>
     <w:p>
@@ -374,7 +360,7 @@
           <w:b w:val="0"/>
           <w:i w:val="0"/>
         </w:rPr>
-        <w:t>مادختسالاو ةيصوصخلا ةسايس - 1445 © ةيدوعسلا ةيبرعلا ةكلمملل يكلملا ناويدلل ةظوفحم ةيكلملاو ةيركفلا قوقحلا عيمج</w:t>
+        <w:t>جميع الحقوق الفكرية والملكية محفوظة للديوان الملكي للمملكة العربية السعودية © 1445 - سياسة الخصوصية والاستخدام</w:t>
       </w:r>
     </w:p>
     <w:p>
